--- a/control-systems-matlab-report/自动控制原理实验报告_薄天乐.docx
+++ b/control-systems-matlab-report/自动控制原理实验报告_薄天乐.docx
@@ -2266,7 +2266,219 @@
           <w:b w:val="0"/>
           <w:sz w:val="21"/>
         </w:rPr>
-        <w:t>（注：本题对应的具体系统在原题图中给出，此处依实验方法用 tf/zpk、roots、pzmap 命令求解并记录结果。）</w:t>
+        <w:t>题给系统为方框图（嵌套反馈）：前向通道 G1(s)=10/(s+1) 与 G2(s)=2/[s(s+1)] 串联，内环经 H1(s)=(s+2)/(s+3) 正反馈，外环经 H2(s)=5s/(s²+6s+8) 负反馈。</w:t>
+      </w:r>
+    </w:p>
+    <w:p>
+      <w:pPr>
+        <w:spacing w:after="80"/>
+      </w:pPr>
+      <w:r>
+        <w:rPr>
+          <w:rFonts w:ascii="Times New Roman" w:hAnsi="Times New Roman" w:eastAsia="宋体"/>
+          <w:b/>
+          <w:sz w:val="21"/>
+        </w:rPr>
+        <w:t>解题命令：</w:t>
+      </w:r>
+    </w:p>
+    <w:p>
+      <w:pPr>
+        <w:spacing w:after="80"/>
+      </w:pPr>
+      <w:r>
+        <w:rPr>
+          <w:rFonts w:ascii="Times New Roman" w:hAnsi="Times New Roman" w:eastAsia="Consolas"/>
+          <w:b w:val="0"/>
+          <w:sz w:val="21"/>
+        </w:rPr>
+        <w:t>&gt;&gt;s=tf('s');</w:t>
+        <w:br/>
+        <w:t>&gt;&gt;G1=10/(s+1); G2=2/(s*(s+1));</w:t>
+        <w:br/>
+        <w:t>&gt;&gt;H1=(s+2)/(s+3); H2=5*s/(s^2+6*s+8);</w:t>
+        <w:br/>
+        <w:t>&gt;&gt;M=feedback(G2,H1,+1);       % 内环正反馈</w:t>
+        <w:br/>
+        <w:t>&gt;&gt;T=feedback(G1*M,H2,-1);     % 外环负反馈</w:t>
+        <w:br/>
+        <w:t>&gt;&gt;T=minreal(T)</w:t>
+        <w:br/>
+        <w:t>&gt;&gt;zero(T), pole(T)</w:t>
+        <w:br/>
+        <w:t>&gt;&gt;pzmap(T); title('极点一零点图');</w:t>
+      </w:r>
+    </w:p>
+    <w:p>
+      <w:pPr>
+        <w:spacing w:after="80"/>
+      </w:pPr>
+      <w:r>
+        <w:rPr>
+          <w:rFonts w:ascii="Times New Roman" w:hAnsi="Times New Roman" w:eastAsia="宋体"/>
+          <w:b/>
+          <w:sz w:val="21"/>
+        </w:rPr>
+        <w:t>闭环传递函数 T(s)：</w:t>
+      </w:r>
+    </w:p>
+    <w:p>
+      <w:pPr>
+        <w:spacing w:after="80"/>
+        <w:jc w:val="center"/>
+      </w:pPr>
+      <w:r>
+        <w:drawing>
+          <wp:inline xmlns:a="http://schemas.openxmlformats.org/drawingml/2006/main" xmlns:pic="http://schemas.openxmlformats.org/drawingml/2006/picture">
+            <wp:extent cx="3840480" cy="521016"/>
+            <wp:docPr id="13" name="Picture 13"/>
+            <wp:cNvGraphicFramePr>
+              <a:graphicFrameLocks noChangeAspect="1"/>
+            </wp:cNvGraphicFramePr>
+            <a:graphic>
+              <a:graphicData uri="http://schemas.openxmlformats.org/drawingml/2006/picture">
+                <pic:pic>
+                  <pic:nvPicPr>
+                    <pic:cNvPr id="0" name="e1_hw3_tf.png"/>
+                    <pic:cNvPicPr/>
+                  </pic:nvPicPr>
+                  <pic:blipFill>
+                    <a:blip r:embed="rId21"/>
+                    <a:stretch>
+                      <a:fillRect/>
+                    </a:stretch>
+                  </pic:blipFill>
+                  <pic:spPr>
+                    <a:xfrm>
+                      <a:off x="0" y="0"/>
+                      <a:ext cx="3840480" cy="521016"/>
+                    </a:xfrm>
+                    <a:prstGeom prst="rect"/>
+                  </pic:spPr>
+                </pic:pic>
+              </a:graphicData>
+            </a:graphic>
+          </wp:inline>
+        </w:drawing>
+      </w:r>
+    </w:p>
+    <w:p>
+      <w:pPr>
+        <w:spacing w:after="80"/>
+      </w:pPr>
+      <w:r>
+        <w:rPr>
+          <w:rFonts w:ascii="Times New Roman" w:hAnsi="Times New Roman" w:eastAsia="宋体"/>
+          <w:b/>
+          <w:sz w:val="21"/>
+        </w:rPr>
+        <w:t>零点、极点：</w:t>
+      </w:r>
+    </w:p>
+    <w:p>
+      <w:pPr>
+        <w:spacing w:after="80"/>
+        <w:jc w:val="center"/>
+      </w:pPr>
+      <w:r>
+        <w:drawing>
+          <wp:inline xmlns:a="http://schemas.openxmlformats.org/drawingml/2006/main" xmlns:pic="http://schemas.openxmlformats.org/drawingml/2006/picture">
+            <wp:extent cx="2743200" cy="2673811"/>
+            <wp:docPr id="14" name="Picture 14"/>
+            <wp:cNvGraphicFramePr>
+              <a:graphicFrameLocks noChangeAspect="1"/>
+            </wp:cNvGraphicFramePr>
+            <a:graphic>
+              <a:graphicData uri="http://schemas.openxmlformats.org/drawingml/2006/picture">
+                <pic:pic>
+                  <pic:nvPicPr>
+                    <pic:cNvPr id="0" name="e1_hw3_zp.png"/>
+                    <pic:cNvPicPr/>
+                  </pic:nvPicPr>
+                  <pic:blipFill>
+                    <a:blip r:embed="rId22"/>
+                    <a:stretch>
+                      <a:fillRect/>
+                    </a:stretch>
+                  </pic:blipFill>
+                  <pic:spPr>
+                    <a:xfrm>
+                      <a:off x="0" y="0"/>
+                      <a:ext cx="2743200" cy="2673811"/>
+                    </a:xfrm>
+                    <a:prstGeom prst="rect"/>
+                  </pic:spPr>
+                </pic:pic>
+              </a:graphicData>
+            </a:graphic>
+          </wp:inline>
+        </w:drawing>
+      </w:r>
+    </w:p>
+    <w:p>
+      <w:pPr>
+        <w:spacing w:after="80"/>
+      </w:pPr>
+      <w:r>
+        <w:rPr>
+          <w:rFonts w:ascii="Times New Roman" w:hAnsi="Times New Roman" w:eastAsia="宋体"/>
+          <w:b/>
+          <w:sz w:val="21"/>
+        </w:rPr>
+        <w:t>极点—零点图：</w:t>
+      </w:r>
+    </w:p>
+    <w:p>
+      <w:pPr>
+        <w:spacing w:after="80"/>
+        <w:jc w:val="center"/>
+      </w:pPr>
+      <w:r>
+        <w:drawing>
+          <wp:inline xmlns:a="http://schemas.openxmlformats.org/drawingml/2006/main" xmlns:pic="http://schemas.openxmlformats.org/drawingml/2006/picture">
+            <wp:extent cx="2926080" cy="2544905"/>
+            <wp:docPr id="15" name="Picture 15"/>
+            <wp:cNvGraphicFramePr>
+              <a:graphicFrameLocks noChangeAspect="1"/>
+            </wp:cNvGraphicFramePr>
+            <a:graphic>
+              <a:graphicData uri="http://schemas.openxmlformats.org/drawingml/2006/picture">
+                <pic:pic>
+                  <pic:nvPicPr>
+                    <pic:cNvPr id="0" name="e1_hw3_pzmap.png"/>
+                    <pic:cNvPicPr/>
+                  </pic:nvPicPr>
+                  <pic:blipFill>
+                    <a:blip r:embed="rId23"/>
+                    <a:stretch>
+                      <a:fillRect/>
+                    </a:stretch>
+                  </pic:blipFill>
+                  <pic:spPr>
+                    <a:xfrm>
+                      <a:off x="0" y="0"/>
+                      <a:ext cx="2926080" cy="2544905"/>
+                    </a:xfrm>
+                    <a:prstGeom prst="rect"/>
+                  </pic:spPr>
+                </pic:pic>
+              </a:graphicData>
+            </a:graphic>
+          </wp:inline>
+        </w:drawing>
+      </w:r>
+    </w:p>
+    <w:p>
+      <w:pPr>
+        <w:spacing w:after="80"/>
+      </w:pPr>
+      <w:r>
+        <w:rPr>
+          <w:rFonts w:ascii="Times New Roman" w:hAnsi="Times New Roman" w:eastAsia="宋体"/>
+          <w:b w:val="0"/>
+          <w:sz w:val="21"/>
+        </w:rPr>
+        <w:t>结论：系统有 2 个具有正实部的极点（约 0.43±1.88j 及 0.12），位于 s 右半平面，故该闭环系统不稳定。</w:t>
       </w:r>
     </w:p>
     <w:p>
@@ -2533,7 +2745,7 @@
               <w:drawing>
                 <wp:inline xmlns:a="http://schemas.openxmlformats.org/drawingml/2006/main" xmlns:pic="http://schemas.openxmlformats.org/drawingml/2006/picture">
                   <wp:extent cx="2743200" cy="2178424"/>
-                  <wp:docPr id="13" name="Picture 13"/>
+                  <wp:docPr id="16" name="Picture 16"/>
                   <wp:cNvGraphicFramePr>
                     <a:graphicFrameLocks noChangeAspect="1"/>
                   </wp:cNvGraphicFramePr>
@@ -2545,7 +2757,7 @@
                           <pic:cNvPicPr/>
                         </pic:nvPicPr>
                         <pic:blipFill>
-                          <a:blip r:embed="rId21"/>
+                          <a:blip r:embed="rId24"/>
                           <a:stretch>
                             <a:fillRect/>
                           </a:stretch>
@@ -2609,7 +2821,7 @@
               <w:drawing>
                 <wp:inline xmlns:a="http://schemas.openxmlformats.org/drawingml/2006/main" xmlns:pic="http://schemas.openxmlformats.org/drawingml/2006/picture">
                   <wp:extent cx="2743200" cy="2195416"/>
-                  <wp:docPr id="14" name="Picture 14"/>
+                  <wp:docPr id="17" name="Picture 17"/>
                   <wp:cNvGraphicFramePr>
                     <a:graphicFrameLocks noChangeAspect="1"/>
                   </wp:cNvGraphicFramePr>
@@ -2621,7 +2833,7 @@
                           <pic:cNvPicPr/>
                         </pic:nvPicPr>
                         <pic:blipFill>
-                          <a:blip r:embed="rId22"/>
+                          <a:blip r:embed="rId25"/>
                           <a:stretch>
                             <a:fillRect/>
                           </a:stretch>
@@ -2687,7 +2899,7 @@
               <w:drawing>
                 <wp:inline xmlns:a="http://schemas.openxmlformats.org/drawingml/2006/main" xmlns:pic="http://schemas.openxmlformats.org/drawingml/2006/picture">
                   <wp:extent cx="2743200" cy="2195416"/>
-                  <wp:docPr id="15" name="Picture 15"/>
+                  <wp:docPr id="18" name="Picture 18"/>
                   <wp:cNvGraphicFramePr>
                     <a:graphicFrameLocks noChangeAspect="1"/>
                   </wp:cNvGraphicFramePr>
@@ -2699,7 +2911,7 @@
                           <pic:cNvPicPr/>
                         </pic:nvPicPr>
                         <pic:blipFill>
-                          <a:blip r:embed="rId23"/>
+                          <a:blip r:embed="rId26"/>
                           <a:stretch>
                             <a:fillRect/>
                           </a:stretch>
@@ -2861,7 +3073,7 @@
               <w:drawing>
                 <wp:inline xmlns:a="http://schemas.openxmlformats.org/drawingml/2006/main" xmlns:pic="http://schemas.openxmlformats.org/drawingml/2006/picture">
                   <wp:extent cx="2926080" cy="2298481"/>
-                  <wp:docPr id="16" name="Picture 16"/>
+                  <wp:docPr id="19" name="Picture 19"/>
                   <wp:cNvGraphicFramePr>
                     <a:graphicFrameLocks noChangeAspect="1"/>
                   </wp:cNvGraphicFramePr>
@@ -2873,7 +3085,7 @@
                           <pic:cNvPicPr/>
                         </pic:nvPicPr>
                         <pic:blipFill>
-                          <a:blip r:embed="rId24"/>
+                          <a:blip r:embed="rId27"/>
                           <a:stretch>
                             <a:fillRect/>
                           </a:stretch>
@@ -3027,7 +3239,7 @@
               <w:drawing>
                 <wp:inline xmlns:a="http://schemas.openxmlformats.org/drawingml/2006/main" xmlns:pic="http://schemas.openxmlformats.org/drawingml/2006/picture">
                   <wp:extent cx="2743200" cy="2155072"/>
-                  <wp:docPr id="17" name="Picture 17"/>
+                  <wp:docPr id="20" name="Picture 20"/>
                   <wp:cNvGraphicFramePr>
                     <a:graphicFrameLocks noChangeAspect="1"/>
                   </wp:cNvGraphicFramePr>
@@ -3039,7 +3251,7 @@
                           <pic:cNvPicPr/>
                         </pic:nvPicPr>
                         <pic:blipFill>
-                          <a:blip r:embed="rId25"/>
+                          <a:blip r:embed="rId28"/>
                           <a:stretch>
                             <a:fillRect/>
                           </a:stretch>
@@ -3112,7 +3324,66 @@
           <w:b w:val="0"/>
           <w:sz w:val="21"/>
         </w:rPr>
-        <w:t>2．观察step()的调用格式，绘制给定系统传递函数模型的阶跃响应曲线（按上述方法用 step(num,den) 实现）。</w:t>
+        <w:t>2．观察step()的调用格式，绘制系统 G(s)=(s²+3s+7)/(s⁴+4s³+6s²+4s+1) 的阶跃响应曲线。</w:t>
+      </w:r>
+    </w:p>
+    <w:p>
+      <w:pPr>
+        <w:spacing w:after="80"/>
+      </w:pPr>
+      <w:r>
+        <w:rPr>
+          <w:rFonts w:ascii="Times New Roman" w:hAnsi="Times New Roman" w:eastAsia="Consolas"/>
+          <w:b w:val="0"/>
+          <w:sz w:val="21"/>
+        </w:rPr>
+        <w:t>&gt;&gt;num=[1 3 7]; den=[1 4 6 4 1];</w:t>
+        <w:br/>
+        <w:t>&gt;&gt;sys=tf(num,den);</w:t>
+        <w:br/>
+        <w:t>&gt;&gt;step(sys); grid on;</w:t>
+        <w:br/>
+        <w:t>&gt;&gt;title('Step Response');</w:t>
+      </w:r>
+    </w:p>
+    <w:p>
+      <w:pPr>
+        <w:spacing w:after="80"/>
+        <w:jc w:val="center"/>
+      </w:pPr>
+      <w:r>
+        <w:drawing>
+          <wp:inline xmlns:a="http://schemas.openxmlformats.org/drawingml/2006/main" xmlns:pic="http://schemas.openxmlformats.org/drawingml/2006/picture">
+            <wp:extent cx="3291840" cy="2593904"/>
+            <wp:docPr id="21" name="Picture 21"/>
+            <wp:cNvGraphicFramePr>
+              <a:graphicFrameLocks noChangeAspect="1"/>
+            </wp:cNvGraphicFramePr>
+            <a:graphic>
+              <a:graphicData uri="http://schemas.openxmlformats.org/drawingml/2006/picture">
+                <pic:pic>
+                  <pic:nvPicPr>
+                    <pic:cNvPr id="0" name="e2_hw2_step.png"/>
+                    <pic:cNvPicPr/>
+                  </pic:nvPicPr>
+                  <pic:blipFill>
+                    <a:blip r:embed="rId29"/>
+                    <a:stretch>
+                      <a:fillRect/>
+                    </a:stretch>
+                  </pic:blipFill>
+                  <pic:spPr>
+                    <a:xfrm>
+                      <a:off x="0" y="0"/>
+                      <a:ext cx="3291840" cy="2593904"/>
+                    </a:xfrm>
+                    <a:prstGeom prst="rect"/>
+                  </pic:spPr>
+                </pic:pic>
+              </a:graphicData>
+            </a:graphic>
+          </wp:inline>
+        </w:drawing>
       </w:r>
     </w:p>
     <w:p>
@@ -3125,7 +3396,7 @@
           <w:b w:val="0"/>
           <w:sz w:val="21"/>
         </w:rPr>
-        <w:t>3．对典型二阶系统：</w:t>
+        <w:t>3．对典型二阶系统 ωn²/(s²+2ζωn·s+ωn²)：</w:t>
       </w:r>
     </w:p>
     <w:p>
@@ -3138,7 +3409,66 @@
           <w:b w:val="0"/>
           <w:sz w:val="21"/>
         </w:rPr>
-        <w:t>1）分别绘出 ωn 一定、ζ 取0,0.25,0.5,1.0,2.0 时的单位阶跃响应曲线，分析 ζ 对系统的影响——ζ越大超调越小、振荡越弱、ζ≥1时无超调。</w:t>
+        <w:t>1）ωn 一定（取 ωn=1），ζ 取 0,0.25,0.5,1.0,2.0 时的单位阶跃响应曲线：</w:t>
+      </w:r>
+    </w:p>
+    <w:p>
+      <w:pPr>
+        <w:spacing w:after="80"/>
+      </w:pPr>
+      <w:r>
+        <w:rPr>
+          <w:rFonts w:ascii="Times New Roman" w:hAnsi="Times New Roman" w:eastAsia="Consolas"/>
+          <w:b w:val="0"/>
+          <w:sz w:val="21"/>
+        </w:rPr>
+        <w:t>&gt;&gt;t=linspace(0,20,1500);</w:t>
+        <w:br/>
+        <w:t>&gt;&gt;for z=[0 0.25 0.5 1.0 2.0]</w:t>
+        <w:br/>
+        <w:t>&gt;&gt;  sys=tf(1,[1 2*z 1]); step(sys,t); hold on;</w:t>
+        <w:br/>
+        <w:t>&gt;&gt;end</w:t>
+      </w:r>
+    </w:p>
+    <w:p>
+      <w:pPr>
+        <w:spacing w:after="80"/>
+        <w:jc w:val="center"/>
+      </w:pPr>
+      <w:r>
+        <w:drawing>
+          <wp:inline xmlns:a="http://schemas.openxmlformats.org/drawingml/2006/main" xmlns:pic="http://schemas.openxmlformats.org/drawingml/2006/picture">
+            <wp:extent cx="3291840" cy="2391193"/>
+            <wp:docPr id="22" name="Picture 22"/>
+            <wp:cNvGraphicFramePr>
+              <a:graphicFrameLocks noChangeAspect="1"/>
+            </wp:cNvGraphicFramePr>
+            <a:graphic>
+              <a:graphicData uri="http://schemas.openxmlformats.org/drawingml/2006/picture">
+                <pic:pic>
+                  <pic:nvPicPr>
+                    <pic:cNvPr id="0" name="e2_hw3_zeta.png"/>
+                    <pic:cNvPicPr/>
+                  </pic:nvPicPr>
+                  <pic:blipFill>
+                    <a:blip r:embed="rId30"/>
+                    <a:stretch>
+                      <a:fillRect/>
+                    </a:stretch>
+                  </pic:blipFill>
+                  <pic:spPr>
+                    <a:xfrm>
+                      <a:off x="0" y="0"/>
+                      <a:ext cx="3291840" cy="2391193"/>
+                    </a:xfrm>
+                    <a:prstGeom prst="rect"/>
+                  </pic:spPr>
+                </pic:pic>
+              </a:graphicData>
+            </a:graphic>
+          </wp:inline>
+        </w:drawing>
       </w:r>
     </w:p>
     <w:p>
@@ -3151,7 +3481,92 @@
           <w:b w:val="0"/>
           <w:sz w:val="21"/>
         </w:rPr>
-        <w:t>2）绘制 ζ=0.25、ωn 取1,2,4,6 时的单位阶跃响应曲线，分析 ωn 对系统的影响——ωn越大上升越快、峰值时间和调节时间越短，超调量基本不变。</w:t>
+        <w:t>分析：ζ 越大，超调量越小、振荡越弱；ζ=0 等幅振荡，0&lt;ζ&lt;1 欠阻尼，ζ=1 临界阻尼无超调，ζ&gt;1 过阻尼无振荡。</w:t>
+      </w:r>
+    </w:p>
+    <w:p>
+      <w:pPr>
+        <w:spacing w:after="80"/>
+      </w:pPr>
+      <w:r>
+        <w:rPr>
+          <w:rFonts w:ascii="Times New Roman" w:hAnsi="Times New Roman" w:eastAsia="宋体"/>
+          <w:b w:val="0"/>
+          <w:sz w:val="21"/>
+        </w:rPr>
+        <w:t>2）ζ=0.25、ωn 取 1,2,4,6 时的单位阶跃响应曲线：</w:t>
+      </w:r>
+    </w:p>
+    <w:p>
+      <w:pPr>
+        <w:spacing w:after="80"/>
+      </w:pPr>
+      <w:r>
+        <w:rPr>
+          <w:rFonts w:ascii="Times New Roman" w:hAnsi="Times New Roman" w:eastAsia="Consolas"/>
+          <w:b w:val="0"/>
+          <w:sz w:val="21"/>
+        </w:rPr>
+        <w:t>&gt;&gt;t=linspace(0,20,1500);</w:t>
+        <w:br/>
+        <w:t>&gt;&gt;for wn=[1 2 4 6]</w:t>
+        <w:br/>
+        <w:t>&gt;&gt;  sys=tf(wn^2,[1 2*0.25*wn wn^2]); step(sys,t); hold on;</w:t>
+        <w:br/>
+        <w:t>&gt;&gt;end</w:t>
+      </w:r>
+    </w:p>
+    <w:p>
+      <w:pPr>
+        <w:spacing w:after="80"/>
+        <w:jc w:val="center"/>
+      </w:pPr>
+      <w:r>
+        <w:drawing>
+          <wp:inline xmlns:a="http://schemas.openxmlformats.org/drawingml/2006/main" xmlns:pic="http://schemas.openxmlformats.org/drawingml/2006/picture">
+            <wp:extent cx="3291840" cy="2434032"/>
+            <wp:docPr id="23" name="Picture 23"/>
+            <wp:cNvGraphicFramePr>
+              <a:graphicFrameLocks noChangeAspect="1"/>
+            </wp:cNvGraphicFramePr>
+            <a:graphic>
+              <a:graphicData uri="http://schemas.openxmlformats.org/drawingml/2006/picture">
+                <pic:pic>
+                  <pic:nvPicPr>
+                    <pic:cNvPr id="0" name="e2_hw3_wn.png"/>
+                    <pic:cNvPicPr/>
+                  </pic:nvPicPr>
+                  <pic:blipFill>
+                    <a:blip r:embed="rId31"/>
+                    <a:stretch>
+                      <a:fillRect/>
+                    </a:stretch>
+                  </pic:blipFill>
+                  <pic:spPr>
+                    <a:xfrm>
+                      <a:off x="0" y="0"/>
+                      <a:ext cx="3291840" cy="2434032"/>
+                    </a:xfrm>
+                    <a:prstGeom prst="rect"/>
+                  </pic:spPr>
+                </pic:pic>
+              </a:graphicData>
+            </a:graphic>
+          </wp:inline>
+        </w:drawing>
+      </w:r>
+    </w:p>
+    <w:p>
+      <w:pPr>
+        <w:spacing w:after="80"/>
+      </w:pPr>
+      <w:r>
+        <w:rPr>
+          <w:rFonts w:ascii="Times New Roman" w:hAnsi="Times New Roman" w:eastAsia="宋体"/>
+          <w:b w:val="0"/>
+          <w:sz w:val="21"/>
+        </w:rPr>
+        <w:t>分析：ωn 越大，上升时间、峰值时间和调节时间越短（响应越快），而超调量仅由 ζ 决定，基本不变。</w:t>
       </w:r>
     </w:p>
     <w:p>
@@ -3423,7 +3838,7 @@
               <w:drawing>
                 <wp:inline xmlns:a="http://schemas.openxmlformats.org/drawingml/2006/main" xmlns:pic="http://schemas.openxmlformats.org/drawingml/2006/picture">
                   <wp:extent cx="2377440" cy="1639239"/>
-                  <wp:docPr id="18" name="Picture 18"/>
+                  <wp:docPr id="24" name="Picture 24"/>
                   <wp:cNvGraphicFramePr>
                     <a:graphicFrameLocks noChangeAspect="1"/>
                   </wp:cNvGraphicFramePr>
@@ -3435,7 +3850,7 @@
                           <pic:cNvPicPr/>
                         </pic:nvPicPr>
                         <pic:blipFill>
-                          <a:blip r:embed="rId26"/>
+                          <a:blip r:embed="rId32"/>
                           <a:stretch>
                             <a:fillRect/>
                           </a:stretch>
@@ -3507,7 +3922,7 @@
               <w:drawing>
                 <wp:inline xmlns:a="http://schemas.openxmlformats.org/drawingml/2006/main" xmlns:pic="http://schemas.openxmlformats.org/drawingml/2006/picture">
                   <wp:extent cx="2926080" cy="1128698"/>
-                  <wp:docPr id="19" name="Picture 19"/>
+                  <wp:docPr id="25" name="Picture 25"/>
                   <wp:cNvGraphicFramePr>
                     <a:graphicFrameLocks noChangeAspect="1"/>
                   </wp:cNvGraphicFramePr>
@@ -3519,7 +3934,7 @@
                           <pic:cNvPicPr/>
                         </pic:nvPicPr>
                         <pic:blipFill>
-                          <a:blip r:embed="rId27"/>
+                          <a:blip r:embed="rId33"/>
                           <a:stretch>
                             <a:fillRect/>
                           </a:stretch>
@@ -3730,7 +4145,7 @@
               <w:drawing>
                 <wp:inline xmlns:a="http://schemas.openxmlformats.org/drawingml/2006/main" xmlns:pic="http://schemas.openxmlformats.org/drawingml/2006/picture">
                   <wp:extent cx="2926080" cy="2208866"/>
-                  <wp:docPr id="20" name="Picture 20"/>
+                  <wp:docPr id="26" name="Picture 26"/>
                   <wp:cNvGraphicFramePr>
                     <a:graphicFrameLocks noChangeAspect="1"/>
                   </wp:cNvGraphicFramePr>
@@ -3742,7 +4157,7 @@
                           <pic:cNvPicPr/>
                         </pic:nvPicPr>
                         <pic:blipFill>
-                          <a:blip r:embed="rId28"/>
+                          <a:blip r:embed="rId34"/>
                           <a:stretch>
                             <a:fillRect/>
                           </a:stretch>
@@ -3808,7 +4223,7 @@
               <w:drawing>
                 <wp:inline xmlns:a="http://schemas.openxmlformats.org/drawingml/2006/main" xmlns:pic="http://schemas.openxmlformats.org/drawingml/2006/picture">
                   <wp:extent cx="2926080" cy="2208866"/>
-                  <wp:docPr id="21" name="Picture 21"/>
+                  <wp:docPr id="27" name="Picture 27"/>
                   <wp:cNvGraphicFramePr>
                     <a:graphicFrameLocks noChangeAspect="1"/>
                   </wp:cNvGraphicFramePr>
@@ -3820,7 +4235,7 @@
                           <pic:cNvPicPr/>
                         </pic:nvPicPr>
                         <pic:blipFill>
-                          <a:blip r:embed="rId29"/>
+                          <a:blip r:embed="rId35"/>
                           <a:stretch>
                             <a:fillRect/>
                           </a:stretch>
@@ -3956,7 +4371,7 @@
               <w:drawing>
                 <wp:inline xmlns:a="http://schemas.openxmlformats.org/drawingml/2006/main" xmlns:pic="http://schemas.openxmlformats.org/drawingml/2006/picture">
                   <wp:extent cx="2743200" cy="2196123"/>
-                  <wp:docPr id="22" name="Picture 22"/>
+                  <wp:docPr id="28" name="Picture 28"/>
                   <wp:cNvGraphicFramePr>
                     <a:graphicFrameLocks noChangeAspect="1"/>
                   </wp:cNvGraphicFramePr>
@@ -3968,7 +4383,7 @@
                           <pic:cNvPicPr/>
                         </pic:nvPicPr>
                         <pic:blipFill>
-                          <a:blip r:embed="rId30"/>
+                          <a:blip r:embed="rId36"/>
                           <a:stretch>
                             <a:fillRect/>
                           </a:stretch>
@@ -4032,7 +4447,7 @@
               <w:drawing>
                 <wp:inline xmlns:a="http://schemas.openxmlformats.org/drawingml/2006/main" xmlns:pic="http://schemas.openxmlformats.org/drawingml/2006/picture">
                   <wp:extent cx="2743200" cy="2196123"/>
-                  <wp:docPr id="23" name="Picture 23"/>
+                  <wp:docPr id="29" name="Picture 29"/>
                   <wp:cNvGraphicFramePr>
                     <a:graphicFrameLocks noChangeAspect="1"/>
                   </wp:cNvGraphicFramePr>
@@ -4044,7 +4459,7 @@
                           <pic:cNvPicPr/>
                         </pic:nvPicPr>
                         <pic:blipFill>
-                          <a:blip r:embed="rId31"/>
+                          <a:blip r:embed="rId37"/>
                           <a:stretch>
                             <a:fillRect/>
                           </a:stretch>
@@ -4184,7 +4599,7 @@
               <w:drawing>
                 <wp:inline xmlns:a="http://schemas.openxmlformats.org/drawingml/2006/main" xmlns:pic="http://schemas.openxmlformats.org/drawingml/2006/picture">
                   <wp:extent cx="2743200" cy="2379694"/>
-                  <wp:docPr id="24" name="Picture 24"/>
+                  <wp:docPr id="30" name="Picture 30"/>
                   <wp:cNvGraphicFramePr>
                     <a:graphicFrameLocks noChangeAspect="1"/>
                   </wp:cNvGraphicFramePr>
@@ -4196,7 +4611,7 @@
                           <pic:cNvPicPr/>
                         </pic:nvPicPr>
                         <pic:blipFill>
-                          <a:blip r:embed="rId32"/>
+                          <a:blip r:embed="rId38"/>
                           <a:stretch>
                             <a:fillRect/>
                           </a:stretch>
@@ -4260,7 +4675,7 @@
               <w:drawing>
                 <wp:inline xmlns:a="http://schemas.openxmlformats.org/drawingml/2006/main" xmlns:pic="http://schemas.openxmlformats.org/drawingml/2006/picture">
                   <wp:extent cx="2743200" cy="2420724"/>
-                  <wp:docPr id="25" name="Picture 25"/>
+                  <wp:docPr id="31" name="Picture 31"/>
                   <wp:cNvGraphicFramePr>
                     <a:graphicFrameLocks noChangeAspect="1"/>
                   </wp:cNvGraphicFramePr>
@@ -4272,7 +4687,7 @@
                           <pic:cNvPicPr/>
                         </pic:nvPicPr>
                         <pic:blipFill>
-                          <a:blip r:embed="rId33"/>
+                          <a:blip r:embed="rId39"/>
                           <a:stretch>
                             <a:fillRect/>
                           </a:stretch>
@@ -4335,7 +4750,7 @@
           <w:b w:val="0"/>
           <w:sz w:val="21"/>
         </w:rPr>
-        <w:t>2．画出系统伯德图并计算相角裕量和幅值裕量，可用 [Gm,Pm,Wcg,Wcp]=margin(sys)，返回增益裕度Gm、相位裕度Pm及对应频率Wcg、Wcp。</w:t>
+        <w:t>2．画系统伯德图并计算相角裕量和幅值裕量。</w:t>
       </w:r>
     </w:p>
     <w:p>
@@ -4348,7 +4763,304 @@
           <w:b w:val="0"/>
           <w:sz w:val="21"/>
         </w:rPr>
-        <w:t>3．对给定开环传递函数：（1）用 rlocus 求系统根轨迹；（2）K=1时用 feedback 构造闭环系统并用 step 绘制阶跃响应曲线。</w:t>
+        <w:t>系统(a)：G(s)=500(0.0167s+1)/[s(0.05s+1)(0.0025s+1)(0.001s+1)]</w:t>
+      </w:r>
+    </w:p>
+    <w:p>
+      <w:pPr>
+        <w:spacing w:after="80"/>
+      </w:pPr>
+      <w:r>
+        <w:rPr>
+          <w:rFonts w:ascii="Times New Roman" w:hAnsi="Times New Roman" w:eastAsia="Consolas"/>
+          <w:b w:val="0"/>
+          <w:sz w:val="21"/>
+        </w:rPr>
+        <w:t>&gt;&gt;num=500*[0.0167 1];</w:t>
+        <w:br/>
+        <w:t>&gt;&gt;den=conv(conv([0.05 1],[0.0025 1]),conv([0.001 1],[1 0]));</w:t>
+        <w:br/>
+        <w:t>&gt;&gt;sys=tf(num,den);</w:t>
+        <w:br/>
+        <w:t>&gt;&gt;bode(sys); grid on;</w:t>
+        <w:br/>
+        <w:t>&gt;&gt;[Gm,Pm,Wcg,Wcp]=margin(sys)</w:t>
+      </w:r>
+    </w:p>
+    <w:p>
+      <w:pPr>
+        <w:spacing w:after="80"/>
+        <w:jc w:val="center"/>
+      </w:pPr>
+      <w:r>
+        <w:drawing>
+          <wp:inline xmlns:a="http://schemas.openxmlformats.org/drawingml/2006/main" xmlns:pic="http://schemas.openxmlformats.org/drawingml/2006/picture">
+            <wp:extent cx="3474720" cy="2606040"/>
+            <wp:docPr id="32" name="Picture 32"/>
+            <wp:cNvGraphicFramePr>
+              <a:graphicFrameLocks noChangeAspect="1"/>
+            </wp:cNvGraphicFramePr>
+            <a:graphic>
+              <a:graphicData uri="http://schemas.openxmlformats.org/drawingml/2006/picture">
+                <pic:pic>
+                  <pic:nvPicPr>
+                    <pic:cNvPr id="0" name="e3_hw2_bode.png"/>
+                    <pic:cNvPicPr/>
+                  </pic:nvPicPr>
+                  <pic:blipFill>
+                    <a:blip r:embed="rId40"/>
+                    <a:stretch>
+                      <a:fillRect/>
+                    </a:stretch>
+                  </pic:blipFill>
+                  <pic:spPr>
+                    <a:xfrm>
+                      <a:off x="0" y="0"/>
+                      <a:ext cx="3474720" cy="2606040"/>
+                    </a:xfrm>
+                    <a:prstGeom prst="rect"/>
+                  </pic:spPr>
+                </pic:pic>
+              </a:graphicData>
+            </a:graphic>
+          </wp:inline>
+        </w:drawing>
+      </w:r>
+    </w:p>
+    <w:p>
+      <w:pPr>
+        <w:spacing w:after="80"/>
+        <w:jc w:val="center"/>
+      </w:pPr>
+      <w:r>
+        <w:drawing>
+          <wp:inline xmlns:a="http://schemas.openxmlformats.org/drawingml/2006/main" xmlns:pic="http://schemas.openxmlformats.org/drawingml/2006/picture">
+            <wp:extent cx="3108960" cy="2160019"/>
+            <wp:docPr id="33" name="Picture 33"/>
+            <wp:cNvGraphicFramePr>
+              <a:graphicFrameLocks noChangeAspect="1"/>
+            </wp:cNvGraphicFramePr>
+            <a:graphic>
+              <a:graphicData uri="http://schemas.openxmlformats.org/drawingml/2006/picture">
+                <pic:pic>
+                  <pic:nvPicPr>
+                    <pic:cNvPr id="0" name="e3_hw2_margin.png"/>
+                    <pic:cNvPicPr/>
+                  </pic:nvPicPr>
+                  <pic:blipFill>
+                    <a:blip r:embed="rId41"/>
+                    <a:stretch>
+                      <a:fillRect/>
+                    </a:stretch>
+                  </pic:blipFill>
+                  <pic:spPr>
+                    <a:xfrm>
+                      <a:off x="0" y="0"/>
+                      <a:ext cx="3108960" cy="2160019"/>
+                    </a:xfrm>
+                    <a:prstGeom prst="rect"/>
+                  </pic:spPr>
+                </pic:pic>
+              </a:graphicData>
+            </a:graphic>
+          </wp:inline>
+        </w:drawing>
+      </w:r>
+    </w:p>
+    <w:p>
+      <w:pPr>
+        <w:spacing w:after="80"/>
+      </w:pPr>
+      <w:r>
+        <w:rPr>
+          <w:rFonts w:ascii="Times New Roman" w:hAnsi="Times New Roman" w:eastAsia="宋体"/>
+          <w:b w:val="0"/>
+          <w:sz w:val="21"/>
+        </w:rPr>
+        <w:t>结果：幅值裕度 Gm≈7.20（约17.1 dB），相角裕度 Pm≈45.5°，Wcg≈586.8 rad/s，Wcp≈161.7 rad/s。Pm&gt;0 且 Gm&gt;1，系统稳定。</w:t>
+      </w:r>
+    </w:p>
+    <w:p>
+      <w:pPr>
+        <w:spacing w:after="80"/>
+      </w:pPr>
+      <w:r>
+        <w:rPr>
+          <w:rFonts w:ascii="Times New Roman" w:hAnsi="Times New Roman" w:eastAsia="宋体"/>
+          <w:b w:val="0"/>
+          <w:sz w:val="21"/>
+        </w:rPr>
+        <w:t>3．开环传递函数 G(s)=K(s²+5s+6)/(s²+8s+32)。</w:t>
+      </w:r>
+    </w:p>
+    <w:p>
+      <w:pPr>
+        <w:spacing w:after="80"/>
+      </w:pPr>
+      <w:r>
+        <w:rPr>
+          <w:rFonts w:ascii="Times New Roman" w:hAnsi="Times New Roman" w:eastAsia="宋体"/>
+          <w:b w:val="0"/>
+          <w:sz w:val="21"/>
+        </w:rPr>
+        <w:t>（1）系统的根轨迹：</w:t>
+      </w:r>
+    </w:p>
+    <w:p>
+      <w:pPr>
+        <w:spacing w:after="80"/>
+      </w:pPr>
+      <w:r>
+        <w:rPr>
+          <w:rFonts w:ascii="Times New Roman" w:hAnsi="Times New Roman" w:eastAsia="Consolas"/>
+          <w:b w:val="0"/>
+          <w:sz w:val="21"/>
+        </w:rPr>
+        <w:t>&gt;&gt;num=[1 5 6]; den=[1 8 32];</w:t>
+        <w:br/>
+        <w:t>&gt;&gt;rlocus(num,den); grid on;</w:t>
+        <w:br/>
+        <w:t>&gt;&gt;xlabel('Real Axis'); ylabel('Imaginary Axis');</w:t>
+        <w:br/>
+        <w:t>&gt;&gt;title('Root Locus');</w:t>
+      </w:r>
+    </w:p>
+    <w:p>
+      <w:pPr>
+        <w:spacing w:after="80"/>
+        <w:jc w:val="center"/>
+      </w:pPr>
+      <w:r>
+        <w:drawing>
+          <wp:inline xmlns:a="http://schemas.openxmlformats.org/drawingml/2006/main" xmlns:pic="http://schemas.openxmlformats.org/drawingml/2006/picture">
+            <wp:extent cx="3108960" cy="2611103"/>
+            <wp:docPr id="34" name="Picture 34"/>
+            <wp:cNvGraphicFramePr>
+              <a:graphicFrameLocks noChangeAspect="1"/>
+            </wp:cNvGraphicFramePr>
+            <a:graphic>
+              <a:graphicData uri="http://schemas.openxmlformats.org/drawingml/2006/picture">
+                <pic:pic>
+                  <pic:nvPicPr>
+                    <pic:cNvPr id="0" name="e3_hw3_rlocus.png"/>
+                    <pic:cNvPicPr/>
+                  </pic:nvPicPr>
+                  <pic:blipFill>
+                    <a:blip r:embed="rId42"/>
+                    <a:stretch>
+                      <a:fillRect/>
+                    </a:stretch>
+                  </pic:blipFill>
+                  <pic:spPr>
+                    <a:xfrm>
+                      <a:off x="0" y="0"/>
+                      <a:ext cx="3108960" cy="2611103"/>
+                    </a:xfrm>
+                    <a:prstGeom prst="rect"/>
+                  </pic:spPr>
+                </pic:pic>
+              </a:graphicData>
+            </a:graphic>
+          </wp:inline>
+        </w:drawing>
+      </w:r>
+    </w:p>
+    <w:p>
+      <w:pPr>
+        <w:spacing w:after="80"/>
+      </w:pPr>
+      <w:r>
+        <w:rPr>
+          <w:rFonts w:ascii="Times New Roman" w:hAnsi="Times New Roman" w:eastAsia="宋体"/>
+          <w:b w:val="0"/>
+          <w:sz w:val="21"/>
+        </w:rPr>
+        <w:t>开环极点 −4±4j、开环零点 −2 与 −3；根轨迹始于极点、终于零点，全部位于 s 左半平面，故任意 K&gt;0 系统均稳定。</w:t>
+      </w:r>
+    </w:p>
+    <w:p>
+      <w:pPr>
+        <w:spacing w:after="80"/>
+      </w:pPr>
+      <w:r>
+        <w:rPr>
+          <w:rFonts w:ascii="Times New Roman" w:hAnsi="Times New Roman" w:eastAsia="宋体"/>
+          <w:b w:val="0"/>
+          <w:sz w:val="21"/>
+        </w:rPr>
+        <w:t>（2）K=1 时闭环系统阶跃响应曲线：</w:t>
+      </w:r>
+    </w:p>
+    <w:p>
+      <w:pPr>
+        <w:spacing w:after="80"/>
+      </w:pPr>
+      <w:r>
+        <w:rPr>
+          <w:rFonts w:ascii="Times New Roman" w:hAnsi="Times New Roman" w:eastAsia="Consolas"/>
+          <w:b w:val="0"/>
+          <w:sz w:val="21"/>
+        </w:rPr>
+        <w:t>&gt;&gt;G=tf([1 5 6],[1 8 32]);</w:t>
+        <w:br/>
+        <w:t>&gt;&gt;T=feedback(1*G,1);   % K=1 单位负反馈</w:t>
+        <w:br/>
+        <w:t>&gt;&gt;step(T); grid on;</w:t>
+        <w:br/>
+        <w:t>&gt;&gt;title('K=1 闭环系统单位阶跃响应');</w:t>
+      </w:r>
+    </w:p>
+    <w:p>
+      <w:pPr>
+        <w:spacing w:after="80"/>
+        <w:jc w:val="center"/>
+      </w:pPr>
+      <w:r>
+        <w:drawing>
+          <wp:inline xmlns:a="http://schemas.openxmlformats.org/drawingml/2006/main" xmlns:pic="http://schemas.openxmlformats.org/drawingml/2006/picture">
+            <wp:extent cx="3291840" cy="2338523"/>
+            <wp:docPr id="35" name="Picture 35"/>
+            <wp:cNvGraphicFramePr>
+              <a:graphicFrameLocks noChangeAspect="1"/>
+            </wp:cNvGraphicFramePr>
+            <a:graphic>
+              <a:graphicData uri="http://schemas.openxmlformats.org/drawingml/2006/picture">
+                <pic:pic>
+                  <pic:nvPicPr>
+                    <pic:cNvPr id="0" name="e3_hw3_step_k1.png"/>
+                    <pic:cNvPicPr/>
+                  </pic:nvPicPr>
+                  <pic:blipFill>
+                    <a:blip r:embed="rId43"/>
+                    <a:stretch>
+                      <a:fillRect/>
+                    </a:stretch>
+                  </pic:blipFill>
+                  <pic:spPr>
+                    <a:xfrm>
+                      <a:off x="0" y="0"/>
+                      <a:ext cx="3291840" cy="2338523"/>
+                    </a:xfrm>
+                    <a:prstGeom prst="rect"/>
+                  </pic:spPr>
+                </pic:pic>
+              </a:graphicData>
+            </a:graphic>
+          </wp:inline>
+        </w:drawing>
+      </w:r>
+    </w:p>
+    <w:p>
+      <w:pPr>
+        <w:spacing w:after="80"/>
+      </w:pPr>
+      <w:r>
+        <w:rPr>
+          <w:rFonts w:ascii="Times New Roman" w:hAnsi="Times New Roman" w:eastAsia="宋体"/>
+          <w:b w:val="0"/>
+          <w:sz w:val="21"/>
+        </w:rPr>
+        <w:t>K=1 时闭环传递函数 T(s)=(s²+5s+6)/(2s²+13s+38)，阶跃响应稳定收敛至稳态值（约 0.158），无明显振荡。</w:t>
       </w:r>
     </w:p>
     <w:sectPr>
